--- a/보관본/러시아 인권변호사/Word/4부/4부_6화_거리의_혁명.docx
+++ b/보관본/러시아 인권변호사/Word/4부/4부_6화_거리의_혁명.docx
@@ -36,7 +36,7 @@
           <w:i w:val="0"/>
           <w:sz w:val="22"/>
         </w:rPr>
-        <w:t>알렉세이 “료샤” 오를로프 / 카탸 리시나 / 이리나 마르첸코 / 아나톨리 그레벤시코프 / 세르게이 알렉산드로비치 크릴로프 장군(전화) / 경찰 지휘관 아르툠 페트로비치 벨로프 대위 / 순찰 경관 안드레이 주예프(신규, 장면 5는 전화) / 파벨 게나디예비치 그리신(전화) / 외신기자 클라라 뮐러 / 광장의 시민(신규, 무명)</w:t>
+        <w:t>알렉세이 “료샤” 오를로프 / 카탸 리시나 / 이리나 마르첸코 / 아나톨리 그레벤시코프 / 세르게이 알렉산드로비치 크릴로프 장군(전화) / 경찰 지휘관 스테판 페트로비치 벨로프 대위 / 순찰 경관 안드레이 주예프(신규, 장면 5는 전화) / 파벨 게나디예비치 그리신(전화) / 외신기자 클라라 뮐러 / 광장의 시민(신규, 무명)</w:t>
       </w:r>
     </w:p>
     <w:p>
@@ -561,7 +561,7 @@
           <w:i w:val="0"/>
           <w:sz w:val="22"/>
         </w:rPr>
-        <w:t xml:space="preserve"> Артём Петрович, это же просто люди с цветами и портретами Нестеровой. Какое тут «неповиновение»?</w:t>
+        <w:t xml:space="preserve"> Степан Петрович, это же просто люди с цветами и портретами Нестеровой. Какое тут «неповиновение»?</w:t>
       </w:r>
     </w:p>
     <w:p>
@@ -1152,7 +1152,7 @@
           <w:i w:val="0"/>
           <w:sz w:val="22"/>
         </w:rPr>
-        <w:t>Белов? Тот самый, что разгонял нас на Революционной площади?</w:t>
+        <w:t>Белов? Тот самый, что разгонял нас на площади Революции?</w:t>
       </w:r>
     </w:p>
     <w:p>
@@ -1314,7 +1314,7 @@
           <w:i w:val="0"/>
           <w:sz w:val="22"/>
         </w:rPr>
-        <w:t xml:space="preserve">Ирина: </w:t>
+        <w:t xml:space="preserve">Гребенщиков: </w:t>
       </w:r>
       <w:r>
         <w:rPr>
@@ -1323,7 +1323,7 @@
           <w:i w:val="0"/>
           <w:sz w:val="22"/>
         </w:rPr>
-        <w:t>В Екатеринбурге ОМОН сегодня утром работал жёстко. Трое в больнице. Одна девушка — с переломом руки.</w:t>
+        <w:t>Такой риск существует. Именно поэтому ваши слова сейчас важны как никогда.</w:t>
       </w:r>
     </w:p>
     <w:p>
@@ -1337,7 +1337,7 @@
           <w:i w:val="0"/>
           <w:sz w:val="22"/>
         </w:rPr>
-        <w:t xml:space="preserve">Лёша: </w:t>
+        <w:t xml:space="preserve">Ирина: </w:t>
       </w:r>
       <w:r>
         <w:rPr>
@@ -1346,7 +1346,7 @@
           <w:i w:val="0"/>
           <w:sz w:val="22"/>
         </w:rPr>
-        <w:t>Её имя?</w:t>
+        <w:t>В Екатеринбурге ОМОН сегодня утром работал жёстко. Трое в больнице. Одна девушка — с переломом руки.</w:t>
       </w:r>
     </w:p>
     <w:p>
@@ -1360,7 +1360,7 @@
           <w:i w:val="0"/>
           <w:sz w:val="22"/>
         </w:rPr>
-        <w:t xml:space="preserve">Ирина: </w:t>
+        <w:t xml:space="preserve">Лёша: </w:t>
       </w:r>
       <w:r>
         <w:rPr>
@@ -1369,7 +1369,7 @@
           <w:i w:val="0"/>
           <w:sz w:val="22"/>
         </w:rPr>
-        <w:t>Уточняю. Юрист уже там.</w:t>
+        <w:t>Её имя?</w:t>
       </w:r>
     </w:p>
     <w:p>
@@ -1383,7 +1383,7 @@
           <w:i w:val="0"/>
           <w:sz w:val="22"/>
         </w:rPr>
-        <w:t xml:space="preserve">Лёша: </w:t>
+        <w:t xml:space="preserve">Ирина: </w:t>
       </w:r>
       <w:r>
         <w:rPr>
@@ -1392,7 +1392,7 @@
           <w:i w:val="0"/>
           <w:sz w:val="22"/>
         </w:rPr>
-        <w:t>Как только узнаете — мне. Я хочу назвать её сегодня на площади. Не как жертву. Как человека, который не испугался.</w:t>
+        <w:t>Уточняю. Юрист уже там.</w:t>
       </w:r>
     </w:p>
     <w:p>
@@ -1406,7 +1406,7 @@
           <w:i w:val="0"/>
           <w:sz w:val="22"/>
         </w:rPr>
-        <w:t xml:space="preserve">Гребенщиков: </w:t>
+        <w:t xml:space="preserve">Лёша: </w:t>
       </w:r>
       <w:r>
         <w:rPr>
@@ -1415,7 +1415,7 @@
           <w:i w:val="0"/>
           <w:sz w:val="22"/>
         </w:rPr>
-        <w:t>Такой риск существует. Именно поэтому ваши слова сейчас важны как никогда.</w:t>
+        <w:t>Как только узнаете — мне. Я хочу назвать её сегодня на площади. Не как жертву. Как человека, который не испугался.</w:t>
       </w:r>
     </w:p>
     <w:p>
